--- a/backend/templates/bien-ban-giao-nhan-tai-san.docx
+++ b/backend/templates/bien-ban-giao-nhan-tai-san.docx
@@ -607,28 +607,44 @@
         </w:rPr>
         <w:t xml:space="preserve"> </w:t>
       </w:r>
-      <w:proofErr w:type="gramStart"/>
-      <w:r>
-        <w:rPr>
-          <w:sz w:val="28"/>
-          <w:szCs w:val="28"/>
-        </w:rPr>
-        <w:t>chữ:</w:t>
-      </w:r>
-      <w:r>
-        <w:rPr>
-          <w:sz w:val="28"/>
-          <w:szCs w:val="28"/>
-        </w:rPr>
-        <w:t>…</w:t>
-      </w:r>
-      <w:proofErr w:type="gramEnd"/>
-      <w:r>
-        <w:rPr>
-          <w:sz w:val="28"/>
-          <w:szCs w:val="28"/>
-        </w:rPr>
-        <w:t>..............................................................................................</w:t>
+      <w:proofErr w:type="spellStart"/>
+      <w:r>
+        <w:rPr>
+          <w:sz w:val="28"/>
+          <w:szCs w:val="28"/>
+        </w:rPr>
+        <w:t>chữ</w:t>
+      </w:r>
+      <w:proofErr w:type="spellEnd"/>
+      <w:r>
+        <w:rPr>
+          <w:sz w:val="28"/>
+          <w:szCs w:val="28"/>
+        </w:rPr>
+        <w:t>:</w:t>
+      </w:r>
+      <w:r>
+        <w:rPr>
+          <w:sz w:val="28"/>
+          <w:szCs w:val="28"/>
+        </w:rPr>
+        <w:t xml:space="preserve"> {</w:t>
+      </w:r>
+      <w:proofErr w:type="spellStart"/>
+      <w:r>
+        <w:rPr>
+          <w:sz w:val="28"/>
+          <w:szCs w:val="28"/>
+        </w:rPr>
+        <w:t>interest_text</w:t>
+      </w:r>
+      <w:proofErr w:type="spellEnd"/>
+      <w:r>
+        <w:rPr>
+          <w:sz w:val="28"/>
+          <w:szCs w:val="28"/>
+        </w:rPr>
+        <w:t>}</w:t>
       </w:r>
       <w:r>
         <w:rPr>
@@ -972,57 +988,29 @@
             <w:pPr>
               <w:spacing w:line="360" w:lineRule="auto"/>
               <w:jc w:val="right"/>
-              <w:rPr>
-                <w:sz w:val="28"/>
-                <w:szCs w:val="28"/>
-              </w:rPr>
             </w:pPr>
             <w:proofErr w:type="spellStart"/>
             <w:r>
-              <w:rPr>
-                <w:sz w:val="28"/>
-                <w:szCs w:val="28"/>
-              </w:rPr>
               <w:t>Ngày</w:t>
             </w:r>
             <w:proofErr w:type="spellEnd"/>
             <w:r>
-              <w:rPr>
-                <w:sz w:val="28"/>
-                <w:szCs w:val="28"/>
-              </w:rPr>
               <w:t xml:space="preserve"> </w:t>
             </w:r>
             <w:proofErr w:type="gramStart"/>
             <w:r>
-              <w:rPr>
-                <w:sz w:val="28"/>
-                <w:szCs w:val="28"/>
-              </w:rPr>
               <w:t>…,</w:t>
             </w:r>
             <w:proofErr w:type="spellStart"/>
             <w:r>
-              <w:rPr>
-                <w:sz w:val="28"/>
-                <w:szCs w:val="28"/>
-              </w:rPr>
               <w:t>Tháng</w:t>
             </w:r>
             <w:proofErr w:type="spellEnd"/>
             <w:r>
-              <w:rPr>
-                <w:sz w:val="28"/>
-                <w:szCs w:val="28"/>
-              </w:rPr>
               <w:t>…,Năm</w:t>
             </w:r>
             <w:proofErr w:type="gramEnd"/>
             <w:r>
-              <w:rPr>
-                <w:sz w:val="28"/>
-                <w:szCs w:val="28"/>
-              </w:rPr>
               <w:t>…</w:t>
             </w:r>
           </w:p>
@@ -1031,32 +1019,100 @@
               <w:spacing w:line="360" w:lineRule="auto"/>
               <w:jc w:val="right"/>
               <w:rPr>
+                <w:b/>
+                <w:bCs/>
                 <w:sz w:val="28"/>
                 <w:szCs w:val="28"/>
               </w:rPr>
             </w:pPr>
+            <w:proofErr w:type="spellStart"/>
             <w:r>
               <w:rPr>
+                <w:b/>
+                <w:bCs/>
                 <w:sz w:val="28"/>
                 <w:szCs w:val="28"/>
               </w:rPr>
-              <w:t xml:space="preserve">CHỦ CỬA </w:t>
+              <w:t>C</w:t>
+            </w:r>
+            <w:r>
+              <w:rPr>
+                <w:b/>
+                <w:bCs/>
+                <w:sz w:val="28"/>
+                <w:szCs w:val="28"/>
+              </w:rPr>
+              <w:t>hủ</w:t>
+            </w:r>
+            <w:proofErr w:type="spellEnd"/>
+            <w:r>
+              <w:rPr>
+                <w:b/>
+                <w:bCs/>
+                <w:sz w:val="28"/>
+                <w:szCs w:val="28"/>
+              </w:rPr>
+              <w:t xml:space="preserve"> </w:t>
             </w:r>
             <w:proofErr w:type="spellStart"/>
             <w:r>
               <w:rPr>
+                <w:b/>
+                <w:bCs/>
                 <w:sz w:val="28"/>
                 <w:szCs w:val="28"/>
               </w:rPr>
-              <w:t>HÀNG</w:t>
+              <w:t>cửa</w:t>
+            </w:r>
+            <w:proofErr w:type="spellEnd"/>
+            <w:r>
+              <w:rPr>
+                <w:b/>
+                <w:bCs/>
+                <w:sz w:val="28"/>
+                <w:szCs w:val="28"/>
+              </w:rPr>
+              <w:t xml:space="preserve"> </w:t>
+            </w:r>
+            <w:proofErr w:type="spellStart"/>
+            <w:r>
+              <w:rPr>
+                <w:b/>
+                <w:bCs/>
+                <w:sz w:val="28"/>
+                <w:szCs w:val="28"/>
+              </w:rPr>
+              <w:t>hàng</w:t>
             </w:r>
             <w:r>
               <w:rPr>
+                <w:b/>
+                <w:bCs/>
                 <w:color w:val="FFFFFF"/>
                 <w:sz w:val="28"/>
                 <w:szCs w:val="28"/>
               </w:rPr>
-              <w:t>fce</w:t>
+              <w:t>f</w:t>
+            </w:r>
+            <w:r>
+              <w:rPr>
+                <w:b/>
+                <w:bCs/>
+                <w:color w:val="FFFFFF"/>
+                <w:sz w:val="28"/>
+                <w:szCs w:val="28"/>
+              </w:rPr>
+              <w:t>n</w:t>
+            </w:r>
+            <w:r>
+              <w:rPr>
+                <w:b/>
+                <w:bCs/>
+                <w:color w:val="FFFFFF"/>
+                <w:sz w:val="28"/>
+                <w:szCs w:val="28"/>
+              </w:rPr>
+              <w:t>ce</w:t>
             </w:r>
             <w:proofErr w:type="spellEnd"/>
           </w:p>

--- a/backend/templates/bien-ban-giao-nhan-tai-san.docx
+++ b/backend/templates/bien-ban-giao-nhan-tai-san.docx
@@ -954,20 +954,12 @@
     </w:p>
     <w:tbl>
       <w:tblPr>
-        <w:tblpPr w:leftFromText="180" w:rightFromText="180" w:vertAnchor="text" w:horzAnchor="page" w:tblpX="7738" w:tblpY="16"/>
-        <w:tblW w:w="3345" w:type="dxa"/>
-        <w:tblBorders>
-          <w:top w:val="single" w:sz="4" w:space="0" w:color="auto"/>
-          <w:left w:val="single" w:sz="4" w:space="0" w:color="auto"/>
-          <w:bottom w:val="single" w:sz="4" w:space="0" w:color="auto"/>
-          <w:right w:val="single" w:sz="4" w:space="0" w:color="auto"/>
-          <w:insideH w:val="single" w:sz="4" w:space="0" w:color="auto"/>
-          <w:insideV w:val="single" w:sz="4" w:space="0" w:color="auto"/>
-        </w:tblBorders>
+        <w:tblpPr w:leftFromText="180" w:rightFromText="180" w:vertAnchor="text" w:horzAnchor="page" w:tblpX="6653" w:tblpY="16"/>
+        <w:tblW w:w="4430" w:type="dxa"/>
         <w:tblLook w:val="0000" w:firstRow="0" w:lastRow="0" w:firstColumn="0" w:lastColumn="0" w:noHBand="0" w:noVBand="0"/>
       </w:tblPr>
       <w:tblGrid>
-        <w:gridCol w:w="3345"/>
+        <w:gridCol w:w="4430"/>
       </w:tblGrid>
       <w:tr>
         <w:trPr>
@@ -976,13 +968,7 @@
         </w:trPr>
         <w:tc>
           <w:tcPr>
-            <w:tcW w:w="3345" w:type="dxa"/>
-            <w:tcBorders>
-              <w:top w:val="nil"/>
-              <w:left w:val="nil"/>
-              <w:bottom w:val="nil"/>
-              <w:right w:val="nil"/>
-            </w:tcBorders>
+            <w:tcW w:w="4430" w:type="dxa"/>
           </w:tcPr>
           <w:p>
             <w:pPr>
@@ -997,9 +983,8 @@
             <w:r>
               <w:t xml:space="preserve"> </w:t>
             </w:r>
-            <w:proofErr w:type="gramStart"/>
             <w:r>
-              <w:t>…,</w:t>
+              <w:t xml:space="preserve">{day}, </w:t>
             </w:r>
             <w:proofErr w:type="spellStart"/>
             <w:r>
@@ -1007,11 +992,21 @@
             </w:r>
             <w:proofErr w:type="spellEnd"/>
             <w:r>
-              <w:t>…,Năm</w:t>
+              <w:t xml:space="preserve"> {month</w:t>
+            </w:r>
+            <w:proofErr w:type="gramStart"/>
+            <w:r>
+              <w:t xml:space="preserve">} </w:t>
+            </w:r>
+            <w:r>
+              <w:t>,Nă</w:t>
+            </w:r>
+            <w:r>
+              <w:t>m</w:t>
             </w:r>
             <w:proofErr w:type="gramEnd"/>
             <w:r>
-              <w:t>…</w:t>
+              <w:t xml:space="preserve"> {year}</w:t>
             </w:r>
           </w:p>
           <w:p>
@@ -1052,27 +1047,7 @@
                 <w:sz w:val="28"/>
                 <w:szCs w:val="28"/>
               </w:rPr>
-              <w:t xml:space="preserve"> </w:t>
-            </w:r>
-            <w:proofErr w:type="spellStart"/>
-            <w:r>
-              <w:rPr>
-                <w:b/>
-                <w:bCs/>
-                <w:sz w:val="28"/>
-                <w:szCs w:val="28"/>
-              </w:rPr>
-              <w:t>cửa</w:t>
-            </w:r>
-            <w:proofErr w:type="spellEnd"/>
-            <w:r>
-              <w:rPr>
-                <w:b/>
-                <w:bCs/>
-                <w:sz w:val="28"/>
-                <w:szCs w:val="28"/>
-              </w:rPr>
-              <w:t xml:space="preserve"> </w:t>
+              <w:t xml:space="preserve"> cửa </w:t>
             </w:r>
             <w:proofErr w:type="spellStart"/>
             <w:r>

--- a/backend/templates/bien-ban-giao-nhan-tai-san.docx
+++ b/backend/templates/bien-ban-giao-nhan-tai-san.docx
@@ -144,7 +144,7 @@
           <w:sz w:val="28"/>
           <w:szCs w:val="28"/>
         </w:rPr>
-        <w:t>contract_code</w:t>
+        <w:t>Ma_HD</w:t>
       </w:r>
       <w:proofErr w:type="spellEnd"/>
       <w:r>
@@ -256,7 +256,7 @@
           <w:sz w:val="28"/>
           <w:szCs w:val="28"/>
         </w:rPr>
-        <w:t>full_</w:t>
+        <w:t>Ten_</w:t>
       </w:r>
       <w:proofErr w:type="gramStart"/>
       <w:r>
@@ -264,7 +264,7 @@
           <w:sz w:val="28"/>
           <w:szCs w:val="28"/>
         </w:rPr>
-        <w:t>name</w:t>
+        <w:t>KH</w:t>
       </w:r>
       <w:proofErr w:type="spellEnd"/>
       <w:r>
@@ -342,7 +342,21 @@
           <w:sz w:val="28"/>
           <w:szCs w:val="28"/>
         </w:rPr>
-        <w:t xml:space="preserve"> {phone}</w:t>
+        <w:t xml:space="preserve"> {</w:t>
+      </w:r>
+      <w:r>
+        <w:rPr>
+          <w:sz w:val="28"/>
+          <w:szCs w:val="28"/>
+        </w:rPr>
+        <w:t>SDT_KH</w:t>
+      </w:r>
+      <w:r>
+        <w:rPr>
+          <w:sz w:val="28"/>
+          <w:szCs w:val="28"/>
+        </w:rPr>
+        <w:t>}</w:t>
       </w:r>
     </w:p>
     <w:p>
@@ -389,7 +403,7 @@
           <w:sz w:val="28"/>
           <w:szCs w:val="28"/>
         </w:rPr>
-        <w:t>collateral_name</w:t>
+        <w:t>Tai_san_cam_co</w:t>
       </w:r>
       <w:proofErr w:type="spellEnd"/>
       <w:r>
@@ -453,7 +467,7 @@
           <w:sz w:val="28"/>
           <w:szCs w:val="28"/>
         </w:rPr>
-        <w:t>collateral_metadata</w:t>
+        <w:t>Thong_tin_tai_san</w:t>
       </w:r>
       <w:proofErr w:type="spellEnd"/>
       <w:r>
@@ -533,9 +547,24 @@
           <w:sz w:val="28"/>
           <w:szCs w:val="28"/>
         </w:rPr>
-        <w:t>loan_amount</w:t>
-      </w:r>
-      <w:proofErr w:type="spellEnd"/>
+        <w:t>Tien_</w:t>
+      </w:r>
+      <w:proofErr w:type="gramStart"/>
+      <w:r>
+        <w:rPr>
+          <w:sz w:val="28"/>
+          <w:szCs w:val="28"/>
+        </w:rPr>
+        <w:t>vay</w:t>
+      </w:r>
+      <w:proofErr w:type="spellEnd"/>
+      <w:r>
+        <w:rPr>
+          <w:sz w:val="28"/>
+          <w:szCs w:val="28"/>
+        </w:rPr>
+        <w:t xml:space="preserve"> </w:t>
+      </w:r>
       <w:r>
         <w:rPr>
           <w:sz w:val="28"/>
@@ -543,6 +572,7 @@
         </w:rPr>
         <w:t>}</w:t>
       </w:r>
+      <w:proofErr w:type="gramEnd"/>
     </w:p>
     <w:p>
       <w:pPr>
@@ -597,6 +627,22 @@
           <w:sz w:val="28"/>
           <w:szCs w:val="28"/>
         </w:rPr>
+        <w:t>vay</w:t>
+      </w:r>
+      <w:proofErr w:type="spellEnd"/>
+      <w:r>
+        <w:rPr>
+          <w:sz w:val="28"/>
+          <w:szCs w:val="28"/>
+        </w:rPr>
+        <w:t xml:space="preserve"> </w:t>
+      </w:r>
+      <w:proofErr w:type="spellStart"/>
+      <w:r>
+        <w:rPr>
+          <w:sz w:val="28"/>
+          <w:szCs w:val="28"/>
+        </w:rPr>
         <w:t>bằng</w:t>
       </w:r>
       <w:proofErr w:type="spellEnd"/>
@@ -636,7 +682,7 @@
           <w:sz w:val="28"/>
           <w:szCs w:val="28"/>
         </w:rPr>
-        <w:t>interest_text</w:t>
+        <w:t>Loan_amount_text</w:t>
       </w:r>
       <w:proofErr w:type="spellEnd"/>
       <w:r>
@@ -692,7 +738,23 @@
           <w:sz w:val="28"/>
           <w:szCs w:val="28"/>
         </w:rPr>
-        <w:t>: {interest}</w:t>
+        <w:t>: {</w:t>
+      </w:r>
+      <w:proofErr w:type="spellStart"/>
+      <w:r>
+        <w:rPr>
+          <w:sz w:val="28"/>
+          <w:szCs w:val="28"/>
+        </w:rPr>
+        <w:t>Tien_lai</w:t>
+      </w:r>
+      <w:proofErr w:type="spellEnd"/>
+      <w:r>
+        <w:rPr>
+          <w:sz w:val="28"/>
+          <w:szCs w:val="28"/>
+        </w:rPr>
+        <w:t>}</w:t>
       </w:r>
     </w:p>
     <w:p>
@@ -703,6 +765,132 @@
           <w:szCs w:val="28"/>
         </w:rPr>
       </w:pPr>
+      <w:r>
+        <w:rPr>
+          <w:sz w:val="28"/>
+          <w:szCs w:val="28"/>
+        </w:rPr>
+        <w:t>(</w:t>
+      </w:r>
+      <w:proofErr w:type="spellStart"/>
+      <w:r>
+        <w:rPr>
+          <w:sz w:val="28"/>
+          <w:szCs w:val="28"/>
+        </w:rPr>
+        <w:t>Số</w:t>
+      </w:r>
+      <w:proofErr w:type="spellEnd"/>
+      <w:r>
+        <w:rPr>
+          <w:sz w:val="28"/>
+          <w:szCs w:val="28"/>
+        </w:rPr>
+        <w:t xml:space="preserve"> </w:t>
+      </w:r>
+      <w:proofErr w:type="spellStart"/>
+      <w:r>
+        <w:rPr>
+          <w:sz w:val="28"/>
+          <w:szCs w:val="28"/>
+        </w:rPr>
+        <w:t>tiền</w:t>
+      </w:r>
+      <w:proofErr w:type="spellEnd"/>
+      <w:r>
+        <w:rPr>
+          <w:sz w:val="28"/>
+          <w:szCs w:val="28"/>
+        </w:rPr>
+        <w:t xml:space="preserve"> </w:t>
+      </w:r>
+      <w:proofErr w:type="spellStart"/>
+      <w:r>
+        <w:rPr>
+          <w:sz w:val="28"/>
+          <w:szCs w:val="28"/>
+        </w:rPr>
+        <w:t>lãi</w:t>
+      </w:r>
+      <w:proofErr w:type="spellEnd"/>
+      <w:r>
+        <w:rPr>
+          <w:sz w:val="28"/>
+          <w:szCs w:val="28"/>
+        </w:rPr>
+        <w:t xml:space="preserve"> </w:t>
+      </w:r>
+      <w:proofErr w:type="spellStart"/>
+      <w:r>
+        <w:rPr>
+          <w:sz w:val="28"/>
+          <w:szCs w:val="28"/>
+        </w:rPr>
+        <w:t>bằng</w:t>
+      </w:r>
+      <w:proofErr w:type="spellEnd"/>
+      <w:r>
+        <w:rPr>
+          <w:sz w:val="28"/>
+          <w:szCs w:val="28"/>
+        </w:rPr>
+        <w:t xml:space="preserve"> </w:t>
+      </w:r>
+      <w:proofErr w:type="spellStart"/>
+      <w:r>
+        <w:rPr>
+          <w:sz w:val="28"/>
+          <w:szCs w:val="28"/>
+        </w:rPr>
+        <w:t>chữ</w:t>
+      </w:r>
+      <w:proofErr w:type="spellEnd"/>
+      <w:r>
+        <w:rPr>
+          <w:sz w:val="28"/>
+          <w:szCs w:val="28"/>
+        </w:rPr>
+        <w:t xml:space="preserve">: </w:t>
+      </w:r>
+      <w:r>
+        <w:rPr>
+          <w:sz w:val="28"/>
+          <w:szCs w:val="28"/>
+        </w:rPr>
+        <w:t>{</w:t>
+      </w:r>
+      <w:proofErr w:type="spellStart"/>
+      <w:r>
+        <w:rPr>
+          <w:sz w:val="28"/>
+          <w:szCs w:val="28"/>
+        </w:rPr>
+        <w:t>Tien_lai</w:t>
+      </w:r>
+      <w:r>
+        <w:rPr>
+          <w:sz w:val="28"/>
+          <w:szCs w:val="28"/>
+        </w:rPr>
+        <w:t>_bang_chu</w:t>
+      </w:r>
+      <w:proofErr w:type="spellEnd"/>
+      <w:r>
+        <w:rPr>
+          <w:sz w:val="28"/>
+          <w:szCs w:val="28"/>
+        </w:rPr>
+        <w:t>}</w:t>
+      </w:r>
+    </w:p>
+    <w:p>
+      <w:pPr>
+        <w:spacing w:line="360" w:lineRule="auto"/>
+        <w:rPr>
+          <w:sz w:val="28"/>
+          <w:szCs w:val="28"/>
+        </w:rPr>
+      </w:pPr>
       <w:proofErr w:type="spellStart"/>
       <w:r>
         <w:rPr>
@@ -846,7 +1034,7 @@
           <w:sz w:val="28"/>
           <w:szCs w:val="28"/>
         </w:rPr>
-        <w:t>total_days</w:t>
+        <w:t>So_ngay</w:t>
       </w:r>
       <w:proofErr w:type="spellEnd"/>
       <w:r>
@@ -954,12 +1142,12 @@
     </w:p>
     <w:tbl>
       <w:tblPr>
-        <w:tblpPr w:leftFromText="180" w:rightFromText="180" w:vertAnchor="text" w:horzAnchor="page" w:tblpX="6653" w:tblpY="16"/>
-        <w:tblW w:w="4430" w:type="dxa"/>
+        <w:tblpPr w:leftFromText="180" w:rightFromText="180" w:vertAnchor="text" w:horzAnchor="page" w:tblpX="6468" w:tblpY="16"/>
+        <w:tblW w:w="4615" w:type="dxa"/>
         <w:tblLook w:val="0000" w:firstRow="0" w:lastRow="0" w:firstColumn="0" w:lastColumn="0" w:noHBand="0" w:noVBand="0"/>
       </w:tblPr>
       <w:tblGrid>
-        <w:gridCol w:w="4430"/>
+        <w:gridCol w:w="4615"/>
       </w:tblGrid>
       <w:tr>
         <w:trPr>
@@ -968,7 +1156,7 @@
         </w:trPr>
         <w:tc>
           <w:tcPr>
-            <w:tcW w:w="4430" w:type="dxa"/>
+            <w:tcW w:w="4615" w:type="dxa"/>
           </w:tcPr>
           <w:p>
             <w:pPr>
@@ -984,7 +1172,13 @@
               <w:t xml:space="preserve"> </w:t>
             </w:r>
             <w:r>
-              <w:t xml:space="preserve">{day}, </w:t>
+              <w:t>{</w:t>
+            </w:r>
+            <w:r>
+              <w:t>Ngay</w:t>
+            </w:r>
+            <w:r>
+              <w:t xml:space="preserve">}, </w:t>
             </w:r>
             <w:proofErr w:type="spellStart"/>
             <w:r>
@@ -992,7 +1186,10 @@
             </w:r>
             <w:proofErr w:type="spellEnd"/>
             <w:r>
-              <w:t xml:space="preserve"> {month</w:t>
+              <w:t xml:space="preserve"> {</w:t>
+            </w:r>
+            <w:r>
+              <w:t>Thang</w:t>
             </w:r>
             <w:proofErr w:type="gramStart"/>
             <w:r>
@@ -1006,7 +1203,13 @@
             </w:r>
             <w:proofErr w:type="gramEnd"/>
             <w:r>
-              <w:t xml:space="preserve"> {year}</w:t>
+              <w:t xml:space="preserve"> {</w:t>
+            </w:r>
+            <w:r>
+              <w:t>Nam</w:t>
+            </w:r>
+            <w:r>
+              <w:t>}</w:t>
             </w:r>
           </w:p>
           <w:p>
@@ -1243,10 +1446,7 @@
       </w:r>
       <w:proofErr w:type="spellStart"/>
       <w:r>
-        <w:t>total_day</w:t>
-      </w:r>
-      <w:r>
-        <w:t>s</w:t>
+        <w:t>So_ngay</w:t>
       </w:r>
       <w:proofErr w:type="spellEnd"/>
       <w:r>
@@ -2439,7 +2639,6 @@
   <w:style w:type="character" w:default="1" w:styleId="DefaultParagraphFont">
     <w:name w:val="Default Paragraph Font"/>
     <w:uiPriority w:val="1"/>
-    <w:semiHidden/>
     <w:unhideWhenUsed/>
   </w:style>
   <w:style w:type="table" w:default="1" w:styleId="TableNormal">
